--- a/Programacion II/Kit docente/Clase 14/Solucion Taller Clase 14 - VetCare.docx
+++ b/Programacion II/Kit docente/Clase 14/Solucion Taller Clase 14 - VetCare.docx
@@ -72,7 +72,7 @@
           <w:color w:val="2B2B2B"/>
           <w:sz w:val="22"/>
         </w:rPr>
-        <w:t>Paso 1 resuelto. El guion que funciona queda asi: bloque 1, problema y solucion, integrante 1, 1 minuto; bloque 2, arquitectura (clases Dueno, Mascota y Cita, herencia y colecciones), integrante 2, 1 minuto; bloque 3, demo de registro de dueno y mascota con la validacion de edad de la clase 13, integrante 3, 2 minutos; bloque 4, demo de agendar cita, buscar por ID y persistencia en CSV, integrante 4, 2 minutos; bloque 5, limitaciones, aprendizajes y cierre, todo el equipo, 1 minuto. Total planeado 7 minutos dentro de una ventana de 8: la demo se lleva 4, es decir mas de la mitad, que es exactamente lo que buscamos, y quedan 60 segundos de colchon para las preguntas o los tropiezos.</w:t>
+        <w:t>Paso 1 resuelto. El guion que funciona queda asi, y es el mismo si sustenta una sola persona o un equipo autorizado: bloque 1, problema y solucion, 1 minuto, evidencia la diapositiva unica del dolor de Huellitas; bloque 2, arquitectura (clases Dueno, Mascota y Cita, herencia y colecciones), 1 minuto, evidencia Persona.java al lado de Dueno.java; bloque 3, demo de registro de dueno y mascota con la validacion de edad de la clase 13, 2 minutos, evidencia la aplicacion corriendo; bloque 4, demo de agendar cita, buscar por ID y persistencia en CSV, 2 minutos, evidencia cerrar y reabrir la aplicacion; bloque 5, limitaciones, aprendizajes y cierre, 1 minuto. Los puntos del guion se ganan por tener los cinco bloques con minutos y evidencia, no por cuantas personas hablan; si el docente autorizo equipo, se agrega la columna de responsable y ningun integrante queda sin bloque. Total planeado 7 minutos dentro de una ventana de 8: la demo se lleva 4, es decir mas de la mitad, que es exactamente lo que buscamos, y quedan 60 segundos de colchon para las preguntas o los tropiezos.</w:t>
       </w:r>
     </w:p>
     <w:p>
@@ -265,7 +265,7 @@
           <w:color w:val="2B2B2B"/>
           <w:sz w:val="22"/>
         </w:rPr>
-        <w:t>Repartir la exposicion en frases sueltas o dejar que hable solo el que mas sabe: el jurado pregunta quien hizo que y los integrantes mudos arrastran la nota de todo el equipo.</w:t>
+        <w:t>Repartir la exposicion en frases sueltas en vez de bloques completos con evidencia: el jurado pregunta por cualquier parte del proyecto. Y si el docente autorizo equipo, dejar que hable solo el que mas sabe: los integrantes mudos arrastran la nota de todos.</w:t>
       </w:r>
     </w:p>
     <w:sectPr>
